--- a/documentation/SRS_v4.docx
+++ b/documentation/SRS_v4.docx
@@ -395,28 +395,17 @@
         <w:rPr/>
       </w:pPr>
       <w:r>
-        <w:rPr>
-          <w:rtl w:val="0"/>
-        </w:rPr>
-      </w:r>
-    </w:p>
-    <w:p>
-      <w:pPr>
-        <w:ind w:left="720" w:firstLine="0"/>
-        <w:rPr/>
-      </w:pPr>
-      <w:r>
         <w:rPr/>
         <w:drawing>
           <wp:inline distB="114300" distT="114300" distL="114300" distR="114300">
             <wp:extent cx="4410075" cy="3914775"/>
             <wp:effectExtent b="0" l="0" r="0" t="0"/>
-            <wp:docPr id="2" name="image8.jpg"/>
+            <wp:docPr id="2" name="image12.jpg"/>
             <a:graphic>
               <a:graphicData uri="http://schemas.openxmlformats.org/drawingml/2006/picture">
                 <pic:pic>
                   <pic:nvPicPr>
-                    <pic:cNvPr id="0" name="image8.jpg"/>
+                    <pic:cNvPr id="0" name="image12.jpg"/>
                     <pic:cNvPicPr preferRelativeResize="0"/>
                   </pic:nvPicPr>
                   <pic:blipFill>
@@ -692,12 +681,12 @@
           <wp:inline distB="114300" distT="114300" distL="114300" distR="114300">
             <wp:extent cx="5715000" cy="3505200"/>
             <wp:effectExtent b="0" l="0" r="0" t="0"/>
-            <wp:docPr id="1" name="image6.jpg"/>
+            <wp:docPr id="1" name="image13.jpg"/>
             <a:graphic>
               <a:graphicData uri="http://schemas.openxmlformats.org/drawingml/2006/picture">
                 <pic:pic>
                   <pic:nvPicPr>
-                    <pic:cNvPr id="0" name="image6.jpg"/>
+                    <pic:cNvPr id="0" name="image13.jpg"/>
                     <pic:cNvPicPr preferRelativeResize="0"/>
                   </pic:nvPicPr>
                   <pic:blipFill>
@@ -1724,12 +1713,12 @@
           <wp:inline distB="0" distT="0" distL="0" distR="0">
             <wp:extent cx="5722620" cy="4069080"/>
             <wp:effectExtent b="0" l="0" r="0" t="0"/>
-            <wp:docPr id="3" name="image2.png"/>
+            <wp:docPr id="3" name="image8.png"/>
             <a:graphic>
               <a:graphicData uri="http://schemas.openxmlformats.org/drawingml/2006/picture">
                 <pic:pic>
                   <pic:nvPicPr>
-                    <pic:cNvPr id="0" name="image2.png"/>
+                    <pic:cNvPr id="0" name="image8.png"/>
                     <pic:cNvPicPr preferRelativeResize="0"/>
                   </pic:nvPicPr>
                   <pic:blipFill>
@@ -1787,12 +1776,12 @@
           <wp:inline distB="0" distT="0" distL="0" distR="0">
             <wp:extent cx="5722620" cy="4069080"/>
             <wp:effectExtent b="0" l="0" r="0" t="0"/>
-            <wp:docPr id="5" name="image4.png"/>
+            <wp:docPr id="5" name="image7.png"/>
             <a:graphic>
               <a:graphicData uri="http://schemas.openxmlformats.org/drawingml/2006/picture">
                 <pic:pic>
                   <pic:nvPicPr>
-                    <pic:cNvPr id="0" name="image4.png"/>
+                    <pic:cNvPr id="0" name="image7.png"/>
                     <pic:cNvPicPr preferRelativeResize="0"/>
                   </pic:nvPicPr>
                   <pic:blipFill>
@@ -1850,12 +1839,12 @@
           <wp:inline distB="0" distT="0" distL="0" distR="0">
             <wp:extent cx="5722620" cy="4069080"/>
             <wp:effectExtent b="0" l="0" r="0" t="0"/>
-            <wp:docPr id="4" name="image5.png"/>
+            <wp:docPr id="4" name="image6.png"/>
             <a:graphic>
               <a:graphicData uri="http://schemas.openxmlformats.org/drawingml/2006/picture">
                 <pic:pic>
                   <pic:nvPicPr>
-                    <pic:cNvPr id="0" name="image5.png"/>
+                    <pic:cNvPr id="0" name="image6.png"/>
                     <pic:cNvPicPr preferRelativeResize="0"/>
                   </pic:nvPicPr>
                   <pic:blipFill>
@@ -2477,12 +2466,12 @@
           <wp:inline distB="0" distT="0" distL="0" distR="0">
             <wp:extent cx="4731703" cy="8484936"/>
             <wp:effectExtent b="0" l="0" r="0" t="0"/>
-            <wp:docPr id="7" name="image7.jpg"/>
+            <wp:docPr id="7" name="image2.jpg"/>
             <a:graphic>
               <a:graphicData uri="http://schemas.openxmlformats.org/drawingml/2006/picture">
                 <pic:pic>
                   <pic:nvPicPr>
-                    <pic:cNvPr id="0" name="image7.jpg"/>
+                    <pic:cNvPr id="0" name="image2.jpg"/>
                     <pic:cNvPicPr preferRelativeResize="0"/>
                   </pic:nvPicPr>
                   <pic:blipFill>
@@ -4023,12 +4012,12 @@
           <wp:inline distB="0" distT="0" distL="0" distR="0">
             <wp:extent cx="3785486" cy="5589588"/>
             <wp:effectExtent b="0" l="0" r="0" t="0"/>
-            <wp:docPr descr="Εικόνα που περιέχει στιγμιότυπο οθόνης, διάγραμμα, κείμενο, γραμμή&#10;&#10;Το περιεχόμενο που δημιουργείται από AI ενδέχεται να είναι εσφαλμένο." id="9" name="image13.png"/>
+            <wp:docPr descr="Εικόνα που περιέχει στιγμιότυπο οθόνης, διάγραμμα, κείμενο, γραμμή&#10;&#10;Το περιεχόμενο που δημιουργείται από AI ενδέχεται να είναι εσφαλμένο." id="9" name="image5.png"/>
             <a:graphic>
               <a:graphicData uri="http://schemas.openxmlformats.org/drawingml/2006/picture">
                 <pic:pic>
                   <pic:nvPicPr>
-                    <pic:cNvPr descr="Εικόνα που περιέχει στιγμιότυπο οθόνης, διάγραμμα, κείμενο, γραμμή&#10;&#10;Το περιεχόμενο που δημιουργείται από AI ενδέχεται να είναι εσφαλμένο." id="0" name="image13.png"/>
+                    <pic:cNvPr descr="Εικόνα που περιέχει στιγμιότυπο οθόνης, διάγραμμα, κείμενο, γραμμή&#10;&#10;Το περιεχόμενο που δημιουργείται από AI ενδέχεται να είναι εσφαλμένο." id="0" name="image5.png"/>
                     <pic:cNvPicPr preferRelativeResize="0"/>
                   </pic:nvPicPr>
                   <pic:blipFill>
@@ -6874,12 +6863,12 @@
           <wp:inline distB="0" distT="0" distL="0" distR="0">
             <wp:extent cx="5727700" cy="7188200"/>
             <wp:effectExtent b="0" l="0" r="0" t="0"/>
-            <wp:docPr descr="A diagram of a flowchart&#10;&#10;AI-generated content may be incorrect." id="12" name="image12.png"/>
+            <wp:docPr descr="A diagram of a flowchart&#10;&#10;AI-generated content may be incorrect." id="12" name="image1.png"/>
             <a:graphic>
               <a:graphicData uri="http://schemas.openxmlformats.org/drawingml/2006/picture">
                 <pic:pic>
                   <pic:nvPicPr>
-                    <pic:cNvPr descr="A diagram of a flowchart&#10;&#10;AI-generated content may be incorrect." id="0" name="image12.png"/>
+                    <pic:cNvPr descr="A diagram of a flowchart&#10;&#10;AI-generated content may be incorrect." id="0" name="image1.png"/>
                     <pic:cNvPicPr preferRelativeResize="0"/>
                   </pic:nvPicPr>
                   <pic:blipFill>
@@ -7683,7 +7672,7 @@
         </w:rPr>
         <w:t xml:space="preserve">3.1.4</w:t>
         <w:tab/>
-        <w:t xml:space="preserve">ΠΕΡΙΠΤΩΣΗ ΧΡΗΣΗΣ 3: Αποστολή οικονομικών αναφορών στον πάροχο</w:t>
+        <w:t xml:space="preserve">ΠΕΡΙΠΤΩΣΗ ΧΡΗΣΗΣ 4: Αποστολή οικονομικών αναφορών στον πάροχο</w:t>
       </w:r>
     </w:p>
     <w:p>
@@ -7793,12 +7782,12 @@
           <wp:inline distB="0" distT="0" distL="0" distR="0">
             <wp:extent cx="5724525" cy="3714750"/>
             <wp:effectExtent b="0" l="0" r="0" t="0"/>
-            <wp:docPr id="10" name="image9.png"/>
+            <wp:docPr id="10" name="image3.png"/>
             <a:graphic>
               <a:graphicData uri="http://schemas.openxmlformats.org/drawingml/2006/picture">
                 <pic:pic>
                   <pic:nvPicPr>
-                    <pic:cNvPr id="0" name="image9.png"/>
+                    <pic:cNvPr id="0" name="image3.png"/>
                     <pic:cNvPicPr preferRelativeResize="0"/>
                   </pic:nvPicPr>
                   <pic:blipFill>
@@ -7839,12 +7828,12 @@
           <wp:inline distB="0" distT="0" distL="0" distR="0">
             <wp:extent cx="5724525" cy="3714750"/>
             <wp:effectExtent b="0" l="0" r="0" t="0"/>
-            <wp:docPr id="11" name="image3.png"/>
+            <wp:docPr id="11" name="image4.png"/>
             <a:graphic>
               <a:graphicData uri="http://schemas.openxmlformats.org/drawingml/2006/picture">
                 <pic:pic>
                   <pic:nvPicPr>
-                    <pic:cNvPr id="0" name="image3.png"/>
+                    <pic:cNvPr id="0" name="image4.png"/>
                     <pic:cNvPicPr preferRelativeResize="0"/>
                   </pic:nvPicPr>
                   <pic:blipFill>
@@ -9188,14 +9177,14 @@
         <w:rPr/>
         <w:drawing>
           <wp:inline distB="0" distT="0" distL="0" distR="0">
-            <wp:extent cx="2302442" cy="4752856"/>
+            <wp:extent cx="2928759" cy="6248551"/>
             <wp:effectExtent b="0" l="0" r="0" t="0"/>
-            <wp:docPr id="13" name="image1.png"/>
+            <wp:docPr descr="A diagram of a email address&#10;&#10;AI-generated content may be incorrect." id="13" name="image14.png"/>
             <a:graphic>
               <a:graphicData uri="http://schemas.openxmlformats.org/drawingml/2006/picture">
                 <pic:pic>
                   <pic:nvPicPr>
-                    <pic:cNvPr id="0" name="image1.png"/>
+                    <pic:cNvPr descr="A diagram of a email address&#10;&#10;AI-generated content may be incorrect." id="0" name="image14.png"/>
                     <pic:cNvPicPr preferRelativeResize="0"/>
                   </pic:nvPicPr>
                   <pic:blipFill>
@@ -9208,7 +9197,7 @@
                   <pic:spPr>
                     <a:xfrm>
                       <a:off x="0" y="0"/>
-                      <a:ext cx="2302442" cy="4752856"/>
+                      <a:ext cx="2928759" cy="6248551"/>
                     </a:xfrm>
                     <a:prstGeom prst="rect"/>
                     <a:ln/>
@@ -9526,7 +9515,7 @@
         <w:t xml:space="preserve">Το back‑end πρέπει να είναι σε θέση να επεξεργάζεται και να αποθηκεύει μεγάλους όγκους δεδομένων, που περιλαμβάνουν συνεδρίες φόρτισης, συναλλαγές, καταστάσεις φορτιστών και δεδομένα κατανάλωσης. Η επεξεργασία θα γίνεται σε πραγματικό χρόνο για την εξαγωγή αναφορών και την παρακολούθηση της κατάστασης του δικτύου.</w:t>
       </w:r>
     </w:p>
-    <w:bookmarkStart w:colFirst="0" w:colLast="0" w:name="3g64qqrmstv8" w:id="0"/>
+    <w:bookmarkStart w:colFirst="0" w:colLast="0" w:name="hob4emda6kdi" w:id="0"/>
     <w:bookmarkEnd w:id="0"/>
     <w:p>
       <w:pPr>
@@ -9574,7 +9563,7 @@
         <w:t xml:space="preserve">Απαιτήσεις οργάνωσης δεδομένων</w:t>
       </w:r>
     </w:p>
-    <w:bookmarkStart w:colFirst="0" w:colLast="0" w:name="87ln8i79r1ij" w:id="1"/>
+    <w:bookmarkStart w:colFirst="0" w:colLast="0" w:name="ic7rvrr32j1t" w:id="1"/>
     <w:bookmarkEnd w:id="1"/>
     <w:p>
       <w:pPr>
@@ -9771,12 +9760,12 @@
           <wp:inline distB="0" distT="0" distL="0" distR="0">
             <wp:extent cx="5239147" cy="2793243"/>
             <wp:effectExtent b="0" l="0" r="0" t="0"/>
-            <wp:docPr descr="Εικόνα που περιέχει κείμενο, στιγμιότυπο οθόνης, γραμματοσειρά, διάγραμμα&#10;&#10;Το περιεχόμενο που δημιουργείται από AI ενδέχεται να είναι εσφαλμένο." id="14" name="image14.png"/>
+            <wp:docPr descr="Εικόνα που περιέχει κείμενο, στιγμιότυπο οθόνης, γραμματοσειρά, διάγραμμα&#10;&#10;Το περιεχόμενο που δημιουργείται από AI ενδέχεται να είναι εσφαλμένο." id="14" name="image9.png"/>
             <a:graphic>
               <a:graphicData uri="http://schemas.openxmlformats.org/drawingml/2006/picture">
                 <pic:pic>
                   <pic:nvPicPr>
-                    <pic:cNvPr descr="Εικόνα που περιέχει κείμενο, στιγμιότυπο οθόνης, γραμματοσειρά, διάγραμμα&#10;&#10;Το περιεχόμενο που δημιουργείται από AI ενδέχεται να είναι εσφαλμένο." id="0" name="image14.png"/>
+                    <pic:cNvPr descr="Εικόνα που περιέχει κείμενο, στιγμιότυπο οθόνης, γραμματοσειρά, διάγραμμα&#10;&#10;Το περιεχόμενο που δημιουργείται από AI ενδέχεται να είναι εσφαλμένο." id="0" name="image9.png"/>
                     <pic:cNvPicPr preferRelativeResize="0"/>
                   </pic:nvPicPr>
                   <pic:blipFill>
